--- a/Emma-Caroline Avery - Resume.docx
+++ b/Emma-Caroline Avery - Resume.docx
@@ -32,7 +32,7 @@
         </w:rPr>
         <w:t xml:space="preserve">New York, NY | Burlingame, CA | </w:t>
       </w:r>
-      <w:hyperlink w:history="1" r:id="rIdx9lywunn8kc7q_2zgoak0">
+      <w:hyperlink w:history="1" r:id="rIdzvelyxuyczatnldqb40-z">
         <w:r>
           <w:rPr>
             <w:rFonts w:ascii="Times New Roman" w:cs="Times New Roman" w:eastAsia="Times New Roman" w:hAnsi="Times New Roman"/>
@@ -52,7 +52,7 @@
         </w:rPr>
         <w:t xml:space="preserve"> | (865) 599-4186 | </w:t>
       </w:r>
-      <w:hyperlink w:history="1" r:id="rIdtxdmw_7iqi5isay23moxh">
+      <w:hyperlink w:history="1" r:id="rIdyplr7d65yiriv_rww7ukk">
         <w:r>
           <w:rPr>
             <w:rFonts w:ascii="Times New Roman" w:cs="Times New Roman" w:eastAsia="Times New Roman" w:hAnsi="Times New Roman"/>
@@ -72,7 +72,7 @@
         </w:rPr>
         <w:t xml:space="preserve"> | </w:t>
       </w:r>
-      <w:hyperlink w:history="1" r:id="rIdhrf9xh51ctd_vn8d67-1u">
+      <w:hyperlink w:history="1" r:id="rIdqkpj3xxrqtzxcucxumht1">
         <w:r>
           <w:rPr>
             <w:rFonts w:ascii="Times New Roman" w:cs="Times New Roman" w:eastAsia="Times New Roman" w:hAnsi="Times New Roman"/>
@@ -226,7 +226,7 @@
           <w:sz w:val="19"/>
           <w:szCs w:val="19"/>
         </w:rPr>
-        <w:t xml:space="preserve">Director of Analytics, Columbia Baseball (coaching staff; listed on the official team roster)</w:t>
+        <w:t xml:space="preserve">Director of Analytics, Columbia Baseball (coaching staff)</w:t>
       </w:r>
       <w:r>
         <w:rPr>
